--- a/public/resumes.mileinyvaldez.docx
+++ b/public/resumes.mileinyvaldez.docx
@@ -1,6 +1,6 @@
 
 <file path=word/document.xml><?xml version="1.0" encoding="utf-8"?>
-<w:document xmlns:wpc="http://schemas.microsoft.com/office/word/2010/wordprocessingCanvas" xmlns:cx="http://schemas.microsoft.com/office/drawing/2014/chartex" xmlns:cx1="http://schemas.microsoft.com/office/drawing/2015/9/8/chartex" xmlns:cx2="http://schemas.microsoft.com/office/drawing/2015/10/21/chartex" xmlns:cx3="http://schemas.microsoft.com/office/drawing/2016/5/9/chartex" xmlns:cx4="http://schemas.microsoft.com/office/drawing/2016/5/10/chartex" xmlns:cx5="http://schemas.microsoft.com/office/drawing/2016/5/11/chartex" xmlns:cx6="http://schemas.microsoft.com/office/drawing/2016/5/12/chartex" xmlns:cx7="http://schemas.microsoft.com/office/drawing/2016/5/13/chartex" xmlns:cx8="http://schemas.microsoft.com/office/drawing/2016/5/14/chartex" xmlns:mc="http://schemas.openxmlformats.org/markup-compatibility/2006" xmlns:aink="http://schemas.microsoft.com/office/drawing/2016/ink" xmlns:am3d="http://schemas.microsoft.com/office/drawing/2017/model3d" xmlns:o="urn:schemas-microsoft-com:office:office" xmlns:oel="http://schemas.microsoft.com/office/2019/extlst" xmlns:r="http://schemas.openxmlformats.org/officeDocument/2006/relationships" xmlns:m="http://schemas.openxmlformats.org/officeDocument/2006/math" xmlns:v="urn:schemas-microsoft-com:vml" xmlns:wp14="http://schemas.microsoft.com/office/word/2010/wordprocessingDrawing" xmlns:wp="http://schemas.openxmlformats.org/drawingml/2006/wordprocessingDrawing" xmlns:w10="urn:schemas-microsoft-com:office:word" xmlns:w="http://schemas.openxmlformats.org/wordprocessingml/2006/main" xmlns:w14="http://schemas.microsoft.com/office/word/2010/wordml" xmlns:w15="http://schemas.microsoft.com/office/word/2012/wordml" xmlns:w16cex="http://schemas.microsoft.com/office/word/2018/wordml/cex" xmlns:w16cid="http://schemas.microsoft.com/office/word/2016/wordml/cid" xmlns:w16="http://schemas.microsoft.com/office/word/2018/wordml" xmlns:w16du="http://schemas.microsoft.com/office/word/2023/wordml/word16du" xmlns:w16sdtdh="http://schemas.microsoft.com/office/word/2020/wordml/sdtdatahash" xmlns:w16sdtfl="http://schemas.microsoft.com/office/word/2024/wordml/sdtformatlock" xmlns:w16se="http://schemas.microsoft.com/office/word/2015/wordml/symex" xmlns:wpg="http://schemas.microsoft.com/office/word/2010/wordprocessingGroup" xmlns:wpi="http://schemas.microsoft.com/office/word/2010/wordprocessingInk" xmlns:wne="http://schemas.microsoft.com/office/word/2006/wordml" xmlns:wps="http://schemas.microsoft.com/office/word/2010/wordprocessingShape" mc:Ignorable="w14 w15 w16se w16cid w16 w16cex w16sdtdh w16sdtfl w16du wp14">
+<w:document xmlns:wpc="http://schemas.microsoft.com/office/word/2010/wordprocessingCanvas" xmlns:cx="http://schemas.microsoft.com/office/drawing/2014/chartex" xmlns:cx1="http://schemas.microsoft.com/office/drawing/2015/9/8/chartex" xmlns:cx2="http://schemas.microsoft.com/office/drawing/2015/10/21/chartex" xmlns:cx3="http://schemas.microsoft.com/office/drawing/2016/5/9/chartex" xmlns:cx4="http://schemas.microsoft.com/office/drawing/2016/5/10/chartex" xmlns:cx5="http://schemas.microsoft.com/office/drawing/2016/5/11/chartex" xmlns:cx6="http://schemas.microsoft.com/office/drawing/2016/5/12/chartex" xmlns:cx7="http://schemas.microsoft.com/office/drawing/2016/5/13/chartex" xmlns:cx8="http://schemas.microsoft.com/office/drawing/2016/5/14/chartex" xmlns:mc="http://schemas.openxmlformats.org/markup-compatibility/2006" xmlns:m="http://schemas.openxmlformats.org/officeDocument/2006/math" xmlns:aink="http://schemas.microsoft.com/office/drawing/2016/ink" xmlns:am3d="http://schemas.microsoft.com/office/drawing/2017/model3d" xmlns:oel="http://schemas.microsoft.com/office/2019/extlst" xmlns:r="http://schemas.openxmlformats.org/officeDocument/2006/relationships" xmlns:wp14="http://schemas.microsoft.com/office/word/2010/wordprocessingDrawing" xmlns:wp="http://schemas.openxmlformats.org/drawingml/2006/wordprocessingDrawing" xmlns:wpg="http://schemas.microsoft.com/office/word/2010/wordprocessingGroup" xmlns:wpi="http://schemas.microsoft.com/office/word/2010/wordprocessingInk" xmlns:wps="http://schemas.microsoft.com/office/word/2010/wordprocessingShape" xmlns:o="urn:schemas-microsoft-com:office:office" xmlns:v="urn:schemas-microsoft-com:vml" xmlns:w10="urn:schemas-microsoft-com:office:word" xmlns:w="http://schemas.openxmlformats.org/wordprocessingml/2006/main" xmlns:w14="http://schemas.microsoft.com/office/word/2010/wordml" xmlns:w15="http://schemas.microsoft.com/office/word/2012/wordml" xmlns:w16cex="http://schemas.microsoft.com/office/word/2018/wordml/cex" xmlns:w16cid="http://schemas.microsoft.com/office/word/2016/wordml/cid" xmlns:w16="http://schemas.microsoft.com/office/word/2018/wordml" xmlns:w16sdtdh="http://schemas.microsoft.com/office/word/2020/wordml/sdtdatahash" xmlns:w16sdtfl="http://schemas.microsoft.com/office/word/2024/wordml/sdtformatlock" xmlns:w16se="http://schemas.microsoft.com/office/word/2015/wordml/symex" xmlns:w16du="http://schemas.microsoft.com/office/word/2023/wordml/word16du" xmlns:wne="http://schemas.microsoft.com/office/word/2006/wordml" mc:Ignorable="w14 w15 w16se w16cid w16 w16cex w16sdtdh w16sdtfl w16du wp14">
   <w:body>
     <w:p>
       <w:pPr>
@@ -163,37 +163,7 @@
                 <w:sz w:val="21"/>
                 <w:szCs w:val="21"/>
               </w:rPr>
-              <w:t>https</w:t>
-            </w:r>
-            <w:r>
-              <w:rPr>
-                <w:rStyle w:val="Hyperlink"/>
-                <w:rFonts w:ascii="Segoe UI" w:hAnsi="Segoe UI" w:cs="Segoe UI"/>
-                <w:color w:val="0969DA"/>
-                <w:sz w:val="21"/>
-                <w:szCs w:val="21"/>
-              </w:rPr>
-              <w:t>:</w:t>
-            </w:r>
-            <w:r>
-              <w:rPr>
-                <w:rStyle w:val="Hyperlink"/>
-                <w:rFonts w:ascii="Segoe UI" w:hAnsi="Segoe UI" w:cs="Segoe UI"/>
-                <w:color w:val="0969DA"/>
-                <w:sz w:val="21"/>
-                <w:szCs w:val="21"/>
-              </w:rPr>
-              <w:t>/</w:t>
-            </w:r>
-            <w:r>
-              <w:rPr>
-                <w:rStyle w:val="Hyperlink"/>
-                <w:rFonts w:ascii="Segoe UI" w:hAnsi="Segoe UI" w:cs="Segoe UI"/>
-                <w:color w:val="0969DA"/>
-                <w:sz w:val="21"/>
-                <w:szCs w:val="21"/>
-              </w:rPr>
-              <w:t>/mileiny-portfolio-valdez.vercel.app/</w:t>
+              <w:t>https://mileiny-portfolio-valdez.vercel.app/</w:t>
             </w:r>
           </w:hyperlink>
           <w:r>
@@ -493,17 +463,7 @@
           <w:sz w:val="20"/>
           <w:szCs w:val="20"/>
         </w:rPr>
-        <w:t xml:space="preserve">, </w:t>
-      </w:r>
-      <w:r>
-        <w:rPr>
-          <w:rFonts w:ascii="Times New Roman" w:hAnsi="Times New Roman" w:cs="Times New Roman"/>
-          <w:color w:val="000000" w:themeColor="text1"/>
-          <w:sz w:val="20"/>
-          <w:szCs w:val="20"/>
-          <w:shd w:val="clear" w:color="auto" w:fill="FFFFFF"/>
-        </w:rPr>
-        <w:t>Intro Artificial Intelligence.</w:t>
+        <w:t>.</w:t>
       </w:r>
     </w:p>
     <w:p>
@@ -2036,25 +1996,7 @@
           <w:sz w:val="20"/>
           <w:szCs w:val="20"/>
         </w:rPr>
-        <w:t xml:space="preserve">Heroku, </w:t>
-      </w:r>
-      <w:proofErr w:type="spellStart"/>
-      <w:r>
-        <w:rPr>
-          <w:rFonts w:ascii="Times New Roman" w:eastAsia="Times New Roman" w:hAnsi="Times New Roman" w:cs="Times New Roman"/>
-          <w:sz w:val="20"/>
-          <w:szCs w:val="20"/>
-        </w:rPr>
-        <w:t>Vercel</w:t>
-      </w:r>
-      <w:proofErr w:type="spellEnd"/>
-      <w:r>
-        <w:rPr>
-          <w:rFonts w:ascii="Times New Roman" w:eastAsia="Times New Roman" w:hAnsi="Times New Roman" w:cs="Times New Roman"/>
-          <w:sz w:val="20"/>
-          <w:szCs w:val="20"/>
-        </w:rPr>
-        <w:t xml:space="preserve">, Netlify, </w:t>
+        <w:t xml:space="preserve">Heroku, Vercel, Netlify, </w:t>
       </w:r>
       <w:r>
         <w:rPr>
@@ -2070,15 +2012,119 @@
           <w:sz w:val="20"/>
           <w:szCs w:val="20"/>
         </w:rPr>
-        <w:t xml:space="preserve">, Trello, Postman (API testing), </w:t>
-      </w:r>
-      <w:r>
-        <w:rPr>
-          <w:rFonts w:ascii="Times New Roman" w:eastAsia="Times New Roman" w:hAnsi="Times New Roman" w:cs="Times New Roman"/>
-          <w:sz w:val="20"/>
-          <w:szCs w:val="20"/>
-        </w:rPr>
-        <w:t xml:space="preserve">Cypress (Unit Testing Tool), </w:t>
+        <w:t xml:space="preserve">, Trello, Postman (API </w:t>
+      </w:r>
+      <w:r>
+        <w:rPr>
+          <w:rFonts w:ascii="Times New Roman" w:eastAsia="Times New Roman" w:hAnsi="Times New Roman" w:cs="Times New Roman"/>
+          <w:sz w:val="20"/>
+          <w:szCs w:val="20"/>
+        </w:rPr>
+        <w:t>T</w:t>
+      </w:r>
+      <w:r>
+        <w:rPr>
+          <w:rFonts w:ascii="Times New Roman" w:eastAsia="Times New Roman" w:hAnsi="Times New Roman" w:cs="Times New Roman"/>
+          <w:sz w:val="20"/>
+          <w:szCs w:val="20"/>
+        </w:rPr>
+        <w:t xml:space="preserve">esting), </w:t>
+      </w:r>
+      <w:r>
+        <w:rPr>
+          <w:rFonts w:ascii="Times New Roman" w:eastAsia="Times New Roman" w:hAnsi="Times New Roman" w:cs="Times New Roman"/>
+          <w:sz w:val="20"/>
+          <w:szCs w:val="20"/>
+        </w:rPr>
+        <w:t>Cypress (Unit Testing Tool</w:t>
+      </w:r>
+      <w:r>
+        <w:rPr>
+          <w:rFonts w:ascii="Times New Roman" w:eastAsia="Times New Roman" w:hAnsi="Times New Roman" w:cs="Times New Roman"/>
+          <w:sz w:val="20"/>
+          <w:szCs w:val="20"/>
+        </w:rPr>
+        <w:t>s</w:t>
+      </w:r>
+      <w:r>
+        <w:rPr>
+          <w:rFonts w:ascii="Times New Roman" w:eastAsia="Times New Roman" w:hAnsi="Times New Roman" w:cs="Times New Roman"/>
+          <w:sz w:val="20"/>
+          <w:szCs w:val="20"/>
+        </w:rPr>
+        <w:t xml:space="preserve">), </w:t>
+      </w:r>
+      <w:r>
+        <w:rPr>
+          <w:rFonts w:ascii="Times New Roman" w:eastAsia="Times New Roman" w:hAnsi="Times New Roman" w:cs="Times New Roman"/>
+          <w:sz w:val="20"/>
+          <w:szCs w:val="20"/>
+        </w:rPr>
+        <w:t>P</w:t>
+      </w:r>
+      <w:r>
+        <w:rPr>
+          <w:rFonts w:ascii="Times New Roman" w:eastAsia="Times New Roman" w:hAnsi="Times New Roman" w:cs="Times New Roman"/>
+          <w:sz w:val="20"/>
+          <w:szCs w:val="20"/>
+        </w:rPr>
+        <w:t xml:space="preserve">ytest </w:t>
+      </w:r>
+      <w:r>
+        <w:rPr>
+          <w:rFonts w:ascii="Times New Roman" w:eastAsia="Times New Roman" w:hAnsi="Times New Roman" w:cs="Times New Roman"/>
+          <w:sz w:val="20"/>
+          <w:szCs w:val="20"/>
+        </w:rPr>
+        <w:t>(U</w:t>
+      </w:r>
+      <w:r>
+        <w:rPr>
+          <w:rFonts w:ascii="Times New Roman" w:eastAsia="Times New Roman" w:hAnsi="Times New Roman" w:cs="Times New Roman"/>
+          <w:sz w:val="20"/>
+          <w:szCs w:val="20"/>
+        </w:rPr>
+        <w:t xml:space="preserve">nit </w:t>
+      </w:r>
+      <w:r>
+        <w:rPr>
+          <w:rFonts w:ascii="Times New Roman" w:eastAsia="Times New Roman" w:hAnsi="Times New Roman" w:cs="Times New Roman"/>
+          <w:sz w:val="20"/>
+          <w:szCs w:val="20"/>
+        </w:rPr>
+        <w:t>T</w:t>
+      </w:r>
+      <w:r>
+        <w:rPr>
+          <w:rFonts w:ascii="Times New Roman" w:eastAsia="Times New Roman" w:hAnsi="Times New Roman" w:cs="Times New Roman"/>
+          <w:sz w:val="20"/>
+          <w:szCs w:val="20"/>
+        </w:rPr>
+        <w:t>esting</w:t>
+      </w:r>
+      <w:r>
+        <w:rPr>
+          <w:rFonts w:ascii="Times New Roman" w:eastAsia="Times New Roman" w:hAnsi="Times New Roman" w:cs="Times New Roman"/>
+          <w:sz w:val="20"/>
+          <w:szCs w:val="20"/>
+        </w:rPr>
+        <w:t xml:space="preserve"> Tools</w:t>
+      </w:r>
+      <w:r>
+        <w:rPr>
+          <w:rFonts w:ascii="Times New Roman" w:eastAsia="Times New Roman" w:hAnsi="Times New Roman" w:cs="Times New Roman"/>
+          <w:sz w:val="20"/>
+          <w:szCs w:val="20"/>
+        </w:rPr>
+        <w:t>)</w:t>
+      </w:r>
+      <w:r>
+        <w:rPr>
+          <w:rFonts w:ascii="Times New Roman" w:eastAsia="Times New Roman" w:hAnsi="Times New Roman" w:cs="Times New Roman"/>
+          <w:sz w:val="20"/>
+          <w:szCs w:val="20"/>
+        </w:rPr>
+        <w:t xml:space="preserve">, Jest (Unit Testing Tools), </w:t>
       </w:r>
       <w:r>
         <w:rPr>
@@ -2108,7 +2154,7 @@
 </file>
 
 <file path=word/numbering.xml><?xml version="1.0" encoding="utf-8"?>
-<w:numbering xmlns:wpc="http://schemas.microsoft.com/office/word/2010/wordprocessingCanvas" xmlns:cx="http://schemas.microsoft.com/office/drawing/2014/chartex" xmlns:cx1="http://schemas.microsoft.com/office/drawing/2015/9/8/chartex" xmlns:cx2="http://schemas.microsoft.com/office/drawing/2015/10/21/chartex" xmlns:cx3="http://schemas.microsoft.com/office/drawing/2016/5/9/chartex" xmlns:cx4="http://schemas.microsoft.com/office/drawing/2016/5/10/chartex" xmlns:cx5="http://schemas.microsoft.com/office/drawing/2016/5/11/chartex" xmlns:cx6="http://schemas.microsoft.com/office/drawing/2016/5/12/chartex" xmlns:cx7="http://schemas.microsoft.com/office/drawing/2016/5/13/chartex" xmlns:cx8="http://schemas.microsoft.com/office/drawing/2016/5/14/chartex" xmlns:mc="http://schemas.openxmlformats.org/markup-compatibility/2006" xmlns:aink="http://schemas.microsoft.com/office/drawing/2016/ink" xmlns:am3d="http://schemas.microsoft.com/office/drawing/2017/model3d" xmlns:o="urn:schemas-microsoft-com:office:office" xmlns:oel="http://schemas.microsoft.com/office/2019/extlst" xmlns:r="http://schemas.openxmlformats.org/officeDocument/2006/relationships" xmlns:m="http://schemas.openxmlformats.org/officeDocument/2006/math" xmlns:v="urn:schemas-microsoft-com:vml" xmlns:wp14="http://schemas.microsoft.com/office/word/2010/wordprocessingDrawing" xmlns:wp="http://schemas.openxmlformats.org/drawingml/2006/wordprocessingDrawing" xmlns:w10="urn:schemas-microsoft-com:office:word" xmlns:w="http://schemas.openxmlformats.org/wordprocessingml/2006/main" xmlns:w14="http://schemas.microsoft.com/office/word/2010/wordml" xmlns:w15="http://schemas.microsoft.com/office/word/2012/wordml" xmlns:w16cex="http://schemas.microsoft.com/office/word/2018/wordml/cex" xmlns:w16cid="http://schemas.microsoft.com/office/word/2016/wordml/cid" xmlns:w16="http://schemas.microsoft.com/office/word/2018/wordml" xmlns:w16du="http://schemas.microsoft.com/office/word/2023/wordml/word16du" xmlns:w16sdtdh="http://schemas.microsoft.com/office/word/2020/wordml/sdtdatahash" xmlns:w16sdtfl="http://schemas.microsoft.com/office/word/2024/wordml/sdtformatlock" xmlns:w16se="http://schemas.microsoft.com/office/word/2015/wordml/symex" xmlns:wpg="http://schemas.microsoft.com/office/word/2010/wordprocessingGroup" xmlns:wpi="http://schemas.microsoft.com/office/word/2010/wordprocessingInk" xmlns:wne="http://schemas.microsoft.com/office/word/2006/wordml" xmlns:wps="http://schemas.microsoft.com/office/word/2010/wordprocessingShape" mc:Ignorable="w14 w15 w16se w16cid w16 w16cex w16sdtdh w16sdtfl w16du wp14">
+<w:numbering xmlns:wpc="http://schemas.microsoft.com/office/word/2010/wordprocessingCanvas" xmlns:cx="http://schemas.microsoft.com/office/drawing/2014/chartex" xmlns:cx1="http://schemas.microsoft.com/office/drawing/2015/9/8/chartex" xmlns:cx2="http://schemas.microsoft.com/office/drawing/2015/10/21/chartex" xmlns:cx3="http://schemas.microsoft.com/office/drawing/2016/5/9/chartex" xmlns:cx4="http://schemas.microsoft.com/office/drawing/2016/5/10/chartex" xmlns:cx5="http://schemas.microsoft.com/office/drawing/2016/5/11/chartex" xmlns:cx6="http://schemas.microsoft.com/office/drawing/2016/5/12/chartex" xmlns:cx7="http://schemas.microsoft.com/office/drawing/2016/5/13/chartex" xmlns:cx8="http://schemas.microsoft.com/office/drawing/2016/5/14/chartex" xmlns:mc="http://schemas.openxmlformats.org/markup-compatibility/2006" xmlns:m="http://schemas.openxmlformats.org/officeDocument/2006/math" xmlns:aink="http://schemas.microsoft.com/office/drawing/2016/ink" xmlns:am3d="http://schemas.microsoft.com/office/drawing/2017/model3d" xmlns:oel="http://schemas.microsoft.com/office/2019/extlst" xmlns:r="http://schemas.openxmlformats.org/officeDocument/2006/relationships" xmlns:wp14="http://schemas.microsoft.com/office/word/2010/wordprocessingDrawing" xmlns:wp="http://schemas.openxmlformats.org/drawingml/2006/wordprocessingDrawing" xmlns:wpg="http://schemas.microsoft.com/office/word/2010/wordprocessingGroup" xmlns:wpi="http://schemas.microsoft.com/office/word/2010/wordprocessingInk" xmlns:wps="http://schemas.microsoft.com/office/word/2010/wordprocessingShape" xmlns:o="urn:schemas-microsoft-com:office:office" xmlns:v="urn:schemas-microsoft-com:vml" xmlns:w10="urn:schemas-microsoft-com:office:word" xmlns:w="http://schemas.openxmlformats.org/wordprocessingml/2006/main" xmlns:w14="http://schemas.microsoft.com/office/word/2010/wordml" xmlns:w15="http://schemas.microsoft.com/office/word/2012/wordml" xmlns:w16cex="http://schemas.microsoft.com/office/word/2018/wordml/cex" xmlns:w16cid="http://schemas.microsoft.com/office/word/2016/wordml/cid" xmlns:w16="http://schemas.microsoft.com/office/word/2018/wordml" xmlns:w16sdtdh="http://schemas.microsoft.com/office/word/2020/wordml/sdtdatahash" xmlns:w16sdtfl="http://schemas.microsoft.com/office/word/2024/wordml/sdtformatlock" xmlns:w16se="http://schemas.microsoft.com/office/word/2015/wordml/symex" xmlns:w16du="http://schemas.microsoft.com/office/word/2023/wordml/word16du" xmlns:wne="http://schemas.microsoft.com/office/word/2006/wordml" mc:Ignorable="w14 w15 w16se w16cid w16 w16cex w16sdtdh w16sdtfl w16du wp14">
   <w:abstractNum w:abstractNumId="0" w15:restartNumberingAfterBreak="0">
     <w:nsid w:val="099B2C24"/>
     <w:multiLevelType w:val="hybridMultilevel"/>
@@ -3945,7 +3991,7 @@
 </file>
 
 <file path=word/styles.xml><?xml version="1.0" encoding="utf-8"?>
-<w:styles xmlns:mc="http://schemas.openxmlformats.org/markup-compatibility/2006" xmlns:r="http://schemas.openxmlformats.org/officeDocument/2006/relationships" xmlns:w="http://schemas.openxmlformats.org/wordprocessingml/2006/main" xmlns:w14="http://schemas.microsoft.com/office/word/2010/wordml" xmlns:w15="http://schemas.microsoft.com/office/word/2012/wordml" xmlns:w16cex="http://schemas.microsoft.com/office/word/2018/wordml/cex" xmlns:w16cid="http://schemas.microsoft.com/office/word/2016/wordml/cid" xmlns:w16="http://schemas.microsoft.com/office/word/2018/wordml" xmlns:w16du="http://schemas.microsoft.com/office/word/2023/wordml/word16du" xmlns:w16sdtdh="http://schemas.microsoft.com/office/word/2020/wordml/sdtdatahash" xmlns:w16sdtfl="http://schemas.microsoft.com/office/word/2024/wordml/sdtformatlock" xmlns:w16se="http://schemas.microsoft.com/office/word/2015/wordml/symex" mc:Ignorable="w14 w15 w16se w16cid w16 w16cex w16sdtdh w16sdtfl w16du">
+<w:styles xmlns:mc="http://schemas.openxmlformats.org/markup-compatibility/2006" xmlns:r="http://schemas.openxmlformats.org/officeDocument/2006/relationships" xmlns:w="http://schemas.openxmlformats.org/wordprocessingml/2006/main" xmlns:w14="http://schemas.microsoft.com/office/word/2010/wordml" xmlns:w15="http://schemas.microsoft.com/office/word/2012/wordml" xmlns:w16cex="http://schemas.microsoft.com/office/word/2018/wordml/cex" xmlns:w16cid="http://schemas.microsoft.com/office/word/2016/wordml/cid" xmlns:w16="http://schemas.microsoft.com/office/word/2018/wordml" xmlns:w16sdtdh="http://schemas.microsoft.com/office/word/2020/wordml/sdtdatahash" xmlns:w16sdtfl="http://schemas.microsoft.com/office/word/2024/wordml/sdtformatlock" xmlns:w16se="http://schemas.microsoft.com/office/word/2015/wordml/symex" xmlns:w16du="http://schemas.microsoft.com/office/word/2023/wordml/word16du" mc:Ignorable="w14 w15 w16se w16cid w16 w16cex w16sdtdh w16sdtfl w16du">
   <w:docDefaults>
     <w:rPrDefault>
       <w:rPr>
